--- a/SG4_Innovation/SG4_Artefacts/SG4_Requirements.docx
+++ b/SG4_Innovation/SG4_Artefacts/SG4_Requirements.docx
@@ -1901,6 +1901,197 @@
           </w:p>
         </w:tc>
       </w:tr>
+      <w:tr>
+        <w:trPr>
+          <w:cantSplit w:val="0"/>
+          <w:tblHeader w:val="0"/>
+        </w:trPr>
+        <w:tc>
+          <w:tcPr>
+            <w:vAlign w:val="top"/>
+          </w:tcPr>
+          <w:p>
+            <w:pPr>
+              <w:keepNext w:val="0"/>
+              <w:keepLines w:val="1"/>
+              <w:pageBreakBefore w:val="0"/>
+              <w:widowControl w:val="0"/>
+              <w:pBdr>
+                <w:top w:space="0" w:sz="0" w:val="nil"/>
+                <w:left w:space="0" w:sz="0" w:val="nil"/>
+                <w:bottom w:space="0" w:sz="0" w:val="nil"/>
+                <w:right w:space="0" w:sz="0" w:val="nil"/>
+                <w:between w:space="0" w:sz="0" w:val="nil"/>
+              </w:pBdr>
+              <w:shd w:fill="auto" w:val="clear"/>
+              <w:spacing w:after="120" w:before="0" w:line="240" w:lineRule="auto"/>
+              <w:ind w:left="0" w:right="0" w:firstLine="0"/>
+              <w:jc w:val="left"/>
+              <w:rPr>
+                <w:rFonts w:ascii="Arial" w:cs="Arial" w:eastAsia="Arial" w:hAnsi="Arial"/>
+                <w:sz w:val="20"/>
+                <w:szCs w:val="20"/>
+              </w:rPr>
+            </w:pPr>
+            <w:r>
+              <w:rPr>
+                <w:rFonts w:ascii="Arial" w:cs="Arial" w:eastAsia="Arial" w:hAnsi="Arial"/>
+                <w:sz w:val="20"/>
+                <w:szCs w:val="20"/>
+                <w:rtl w:val="0"/>
+              </w:rPr>
+              <w:t xml:space="preserve">2026-04-22</w:t>
+            </w:r>
+          </w:p>
+        </w:tc>
+        <w:tc>
+          <w:tcPr>
+            <w:vAlign w:val="top"/>
+          </w:tcPr>
+          <w:p>
+            <w:pPr>
+              <w:keepNext w:val="0"/>
+              <w:keepLines w:val="1"/>
+              <w:pageBreakBefore w:val="0"/>
+              <w:widowControl w:val="0"/>
+              <w:pBdr>
+                <w:top w:space="0" w:sz="0" w:val="nil"/>
+                <w:left w:space="0" w:sz="0" w:val="nil"/>
+                <w:bottom w:space="0" w:sz="0" w:val="nil"/>
+                <w:right w:space="0" w:sz="0" w:val="nil"/>
+                <w:between w:space="0" w:sz="0" w:val="nil"/>
+              </w:pBdr>
+              <w:shd w:fill="auto" w:val="clear"/>
+              <w:spacing w:after="120" w:before="0" w:line="240" w:lineRule="auto"/>
+              <w:ind w:left="0" w:right="0" w:firstLine="0"/>
+              <w:jc w:val="left"/>
+              <w:rPr>
+                <w:rFonts w:ascii="Arial" w:cs="Arial" w:eastAsia="Arial" w:hAnsi="Arial"/>
+                <w:sz w:val="20"/>
+                <w:szCs w:val="20"/>
+              </w:rPr>
+            </w:pPr>
+            <w:r>
+              <w:rPr>
+                <w:rFonts w:ascii="Arial" w:cs="Arial" w:eastAsia="Arial" w:hAnsi="Arial"/>
+                <w:sz w:val="20"/>
+                <w:szCs w:val="20"/>
+                <w:rtl w:val="0"/>
+              </w:rPr>
+              <w:t xml:space="preserve">1.3</w:t>
+            </w:r>
+          </w:p>
+        </w:tc>
+        <w:tc>
+          <w:tcPr>
+            <w:vAlign w:val="top"/>
+          </w:tcPr>
+          <w:p>
+            <w:pPr>
+              <w:keepNext w:val="0"/>
+              <w:keepLines w:val="1"/>
+              <w:pageBreakBefore w:val="0"/>
+              <w:widowControl w:val="0"/>
+              <w:pBdr>
+                <w:top w:space="0" w:sz="0" w:val="nil"/>
+                <w:left w:space="0" w:sz="0" w:val="nil"/>
+                <w:bottom w:space="0" w:sz="0" w:val="nil"/>
+                <w:right w:space="0" w:sz="0" w:val="nil"/>
+                <w:between w:space="0" w:sz="0" w:val="nil"/>
+              </w:pBdr>
+              <w:shd w:fill="auto" w:val="clear"/>
+              <w:spacing w:after="120" w:before="0" w:line="240" w:lineRule="auto"/>
+              <w:ind w:left="0" w:right="0" w:firstLine="0"/>
+              <w:jc w:val="left"/>
+              <w:rPr>
+                <w:rFonts w:ascii="Arial" w:cs="Arial" w:eastAsia="Arial" w:hAnsi="Arial"/>
+                <w:sz w:val="20"/>
+                <w:szCs w:val="20"/>
+              </w:rPr>
+            </w:pPr>
+            <w:r>
+              <w:rPr>
+                <w:rFonts w:ascii="Arial" w:cs="Arial" w:eastAsia="Arial" w:hAnsi="Arial"/>
+                <w:sz w:val="20"/>
+                <w:szCs w:val="20"/>
+                <w:rtl w:val="0"/>
+              </w:rPr>
+              <w:t xml:space="preserve">Added emergency button feature</w:t>
+            </w:r>
+          </w:p>
+        </w:tc>
+        <w:tc>
+          <w:tcPr>
+            <w:vAlign w:val="top"/>
+          </w:tcPr>
+          <w:p>
+            <w:pPr>
+              <w:keepNext w:val="0"/>
+              <w:keepLines w:val="1"/>
+              <w:pageBreakBefore w:val="0"/>
+              <w:widowControl w:val="0"/>
+              <w:pBdr>
+                <w:top w:space="0" w:sz="0" w:val="nil"/>
+                <w:left w:space="0" w:sz="0" w:val="nil"/>
+                <w:bottom w:space="0" w:sz="0" w:val="nil"/>
+                <w:right w:space="0" w:sz="0" w:val="nil"/>
+                <w:between w:space="0" w:sz="0" w:val="nil"/>
+              </w:pBdr>
+              <w:shd w:fill="auto" w:val="clear"/>
+              <w:spacing w:after="120" w:before="0" w:line="240" w:lineRule="auto"/>
+              <w:ind w:left="0" w:right="0" w:firstLine="0"/>
+              <w:jc w:val="left"/>
+              <w:rPr>
+                <w:rFonts w:ascii="Arial" w:cs="Arial" w:eastAsia="Arial" w:hAnsi="Arial"/>
+                <w:sz w:val="20"/>
+                <w:szCs w:val="20"/>
+              </w:rPr>
+            </w:pPr>
+            <w:r>
+              <w:rPr>
+                <w:rFonts w:ascii="Arial" w:cs="Arial" w:eastAsia="Arial" w:hAnsi="Arial"/>
+                <w:sz w:val="20"/>
+                <w:szCs w:val="20"/>
+                <w:rtl w:val="0"/>
+              </w:rPr>
+              <w:t xml:space="preserve">Anitta Antony</w:t>
+            </w:r>
+          </w:p>
+          <w:p>
+            <w:pPr>
+              <w:keepNext w:val="0"/>
+              <w:keepLines w:val="1"/>
+              <w:pageBreakBefore w:val="0"/>
+              <w:widowControl w:val="0"/>
+              <w:pBdr>
+                <w:top w:space="0" w:sz="0" w:val="nil"/>
+                <w:left w:space="0" w:sz="0" w:val="nil"/>
+                <w:bottom w:space="0" w:sz="0" w:val="nil"/>
+                <w:right w:space="0" w:sz="0" w:val="nil"/>
+                <w:between w:space="0" w:sz="0" w:val="nil"/>
+              </w:pBdr>
+              <w:shd w:fill="auto" w:val="clear"/>
+              <w:spacing w:after="120" w:before="0" w:line="240" w:lineRule="auto"/>
+              <w:ind w:left="0" w:right="0" w:firstLine="0"/>
+              <w:jc w:val="left"/>
+              <w:rPr>
+                <w:rFonts w:ascii="Arial" w:cs="Arial" w:eastAsia="Arial" w:hAnsi="Arial"/>
+                <w:sz w:val="20"/>
+                <w:szCs w:val="20"/>
+              </w:rPr>
+            </w:pPr>
+            <w:r>
+              <w:rPr>
+                <w:rFonts w:ascii="Arial" w:cs="Arial" w:eastAsia="Arial" w:hAnsi="Arial"/>
+                <w:sz w:val="20"/>
+                <w:szCs w:val="20"/>
+                <w:rtl w:val="0"/>
+              </w:rPr>
+              <w:t xml:space="preserve">Md Abu Taher</w:t>
+            </w:r>
+          </w:p>
+        </w:tc>
+      </w:tr>
     </w:tbl>
     <w:p>
       <w:pPr>
@@ -2403,12 +2594,14 @@
         <w:tblLook w:val="0000"/>
       </w:tblPr>
       <w:tblGrid>
-        <w:gridCol w:w="5306"/>
-        <w:gridCol w:w="3906"/>
+        <w:gridCol w:w="3726.0917822838846"/>
+        <w:gridCol w:w="2742.9541088580577"/>
+        <w:gridCol w:w="2742.9541088580577"/>
         <w:tblGridChange w:id="0">
           <w:tblGrid>
-            <w:gridCol w:w="5306"/>
-            <w:gridCol w:w="3906"/>
+            <w:gridCol w:w="3726.0917822838846"/>
+            <w:gridCol w:w="2742.9541088580577"/>
+            <w:gridCol w:w="2742.9541088580577"/>
           </w:tblGrid>
         </w:tblGridChange>
       </w:tblGrid>
@@ -2554,53 +2747,10 @@
             </w:r>
           </w:p>
         </w:tc>
-      </w:tr>
-      <w:tr>
-        <w:trPr>
-          <w:cantSplit w:val="0"/>
-          <w:trHeight w:val="546" w:hRule="atLeast"/>
-          <w:tblHeader w:val="0"/>
-        </w:trPr>
-        <w:tc>
-          <w:tcPr>
-            <w:vAlign w:val="top"/>
-          </w:tcPr>
-          <w:p>
-            <w:pPr>
-              <w:tabs>
-                <w:tab w:val="right" w:leader="none" w:pos="3617"/>
-              </w:tabs>
-              <w:spacing w:after="120" w:before="120" w:lineRule="auto"/>
-              <w:rPr>
-                <w:rFonts w:ascii="Arial" w:cs="Arial" w:eastAsia="Arial" w:hAnsi="Arial"/>
-                <w:vertAlign w:val="baseline"/>
-              </w:rPr>
-            </w:pPr>
-            <w:r>
-              <w:rPr>
-                <w:rFonts w:ascii="Arial" w:cs="Arial" w:eastAsia="Arial" w:hAnsi="Arial"/>
-                <w:vertAlign w:val="baseline"/>
-                <w:rtl w:val="0"/>
-              </w:rPr>
-              <w:t xml:space="preserve">R1.  </w:t>
-            </w:r>
-            <w:r>
-              <w:rPr>
-                <w:rFonts w:ascii="Arial" w:cs="Arial" w:eastAsia="Arial" w:hAnsi="Arial"/>
-                <w:rtl w:val="0"/>
-              </w:rPr>
-              <w:t xml:space="preserve">Process natural language commands</w:t>
-            </w:r>
-            <w:r>
-              <w:rPr>
-                <w:rtl w:val="0"/>
-              </w:rPr>
-            </w:r>
-          </w:p>
-        </w:tc>
-        <w:tc>
-          <w:tcPr>
-            <w:vAlign w:val="top"/>
+        <w:tc>
+          <w:tcPr>
+            <w:shd w:fill="cccccc" w:val="clear"/>
+            <w:vAlign w:val="center"/>
           </w:tcPr>
           <w:p>
             <w:pPr>
@@ -2625,8 +2775,8 @@
               <w:jc w:val="center"/>
               <w:rPr>
                 <w:rFonts w:ascii="Arial" w:cs="Arial" w:eastAsia="Arial" w:hAnsi="Arial"/>
-                <w:b w:val="0"/>
-                <w:bCs w:val="0"/>
+                <w:b w:val="1"/>
+                <w:bCs w:val="1"/>
                 <w:i w:val="0"/>
                 <w:iCs w:val="0"/>
                 <w:smallCaps w:val="0"/>
@@ -2642,21 +2792,18 @@
             <w:r>
               <w:rPr>
                 <w:rFonts w:ascii="Arial" w:cs="Arial" w:eastAsia="Arial" w:hAnsi="Arial"/>
-                <w:b w:val="0"/>
-                <w:bCs w:val="0"/>
-                <w:i w:val="0"/>
-                <w:iCs w:val="0"/>
-                <w:smallCaps w:val="0"/>
-                <w:strike w:val="0"/>
-                <w:color w:val="000000"/>
-                <w:sz w:val="20"/>
-                <w:szCs w:val="20"/>
-                <w:u w:val="none"/>
-                <w:shd w:fill="auto" w:val="clear"/>
-                <w:vertAlign w:val="baseline"/>
-                <w:rtl w:val="0"/>
-              </w:rPr>
-              <w:t xml:space="preserve">Essential</w:t>
+                <w:b w:val="1"/>
+                <w:bCs w:val="1"/>
+                <w:sz w:val="20"/>
+                <w:szCs w:val="20"/>
+                <w:rtl w:val="0"/>
+              </w:rPr>
+              <w:t xml:space="preserve">Progress</w:t>
+            </w:r>
+            <w:r>
+              <w:rPr>
+                <w:rtl w:val="0"/>
+              </w:rPr>
             </w:r>
           </w:p>
         </w:tc>
@@ -2688,14 +2835,14 @@
                 <w:vertAlign w:val="baseline"/>
                 <w:rtl w:val="0"/>
               </w:rPr>
-              <w:t xml:space="preserve">R2.  </w:t>
-            </w:r>
-            <w:r>
-              <w:rPr>
-                <w:rFonts w:ascii="Arial" w:cs="Arial" w:eastAsia="Arial" w:hAnsi="Arial"/>
-                <w:rtl w:val="0"/>
-              </w:rPr>
-              <w:t xml:space="preserve">Control smart door and windows system</w:t>
+              <w:t xml:space="preserve">R1.  </w:t>
+            </w:r>
+            <w:r>
+              <w:rPr>
+                <w:rFonts w:ascii="Arial" w:cs="Arial" w:eastAsia="Arial" w:hAnsi="Arial"/>
+                <w:rtl w:val="0"/>
+              </w:rPr>
+              <w:t xml:space="preserve">Process natural language commands</w:t>
             </w:r>
             <w:r>
               <w:rPr>
@@ -2766,50 +2913,6 @@
             </w:r>
           </w:p>
         </w:tc>
-      </w:tr>
-      <w:tr>
-        <w:trPr>
-          <w:cantSplit w:val="0"/>
-          <w:trHeight w:val="546" w:hRule="atLeast"/>
-          <w:tblHeader w:val="0"/>
-        </w:trPr>
-        <w:tc>
-          <w:tcPr>
-            <w:vAlign w:val="top"/>
-          </w:tcPr>
-          <w:p>
-            <w:pPr>
-              <w:tabs>
-                <w:tab w:val="right" w:leader="none" w:pos="3617"/>
-              </w:tabs>
-              <w:spacing w:after="120" w:before="120" w:lineRule="auto"/>
-              <w:rPr>
-                <w:rFonts w:ascii="Arial" w:cs="Arial" w:eastAsia="Arial" w:hAnsi="Arial"/>
-                <w:vertAlign w:val="baseline"/>
-              </w:rPr>
-            </w:pPr>
-            <w:r>
-              <w:rPr>
-                <w:rFonts w:ascii="Arial" w:cs="Arial" w:eastAsia="Arial" w:hAnsi="Arial"/>
-                <w:vertAlign w:val="baseline"/>
-                <w:rtl w:val="0"/>
-              </w:rPr>
-              <w:t xml:space="preserve">R3.  </w:t>
-            </w:r>
-            <w:r>
-              <w:rPr>
-                <w:rFonts w:ascii="Arial" w:cs="Arial" w:eastAsia="Arial" w:hAnsi="Arial"/>
-                <w:rtl w:val="0"/>
-              </w:rPr>
-              <w:t xml:space="preserve">Control ventilation system</w:t>
-            </w:r>
-            <w:r>
-              <w:rPr>
-                <w:rtl w:val="0"/>
-              </w:rPr>
-            </w:r>
-          </w:p>
-        </w:tc>
         <w:tc>
           <w:tcPr>
             <w:vAlign w:val="top"/>
@@ -2854,21 +2957,16 @@
             <w:r>
               <w:rPr>
                 <w:rFonts w:ascii="Arial" w:cs="Arial" w:eastAsia="Arial" w:hAnsi="Arial"/>
-                <w:b w:val="0"/>
-                <w:bCs w:val="0"/>
-                <w:i w:val="0"/>
-                <w:iCs w:val="0"/>
-                <w:smallCaps w:val="0"/>
-                <w:strike w:val="0"/>
-                <w:color w:val="000000"/>
-                <w:sz w:val="20"/>
-                <w:szCs w:val="20"/>
-                <w:u w:val="none"/>
-                <w:shd w:fill="auto" w:val="clear"/>
-                <w:vertAlign w:val="baseline"/>
-                <w:rtl w:val="0"/>
-              </w:rPr>
-              <w:t xml:space="preserve">Essential</w:t>
+                <w:sz w:val="20"/>
+                <w:szCs w:val="20"/>
+                <w:rtl w:val="0"/>
+              </w:rPr>
+              <w:t xml:space="preserve">Done</w:t>
+            </w:r>
+            <w:r>
+              <w:rPr>
+                <w:rtl w:val="0"/>
+              </w:rPr>
             </w:r>
           </w:p>
         </w:tc>
@@ -2881,10 +2979,13 @@
         </w:trPr>
         <w:tc>
           <w:tcPr>
-            <w:vAlign w:val="center"/>
-          </w:tcPr>
-          <w:p>
-            <w:pPr>
+            <w:vAlign w:val="top"/>
+          </w:tcPr>
+          <w:p>
+            <w:pPr>
+              <w:tabs>
+                <w:tab w:val="right" w:leader="none" w:pos="3617"/>
+              </w:tabs>
               <w:spacing w:after="120" w:before="120" w:lineRule="auto"/>
               <w:rPr>
                 <w:rFonts w:ascii="Arial" w:cs="Arial" w:eastAsia="Arial" w:hAnsi="Arial"/>
@@ -2897,14 +2998,14 @@
                 <w:vertAlign w:val="baseline"/>
                 <w:rtl w:val="0"/>
               </w:rPr>
-              <w:t xml:space="preserve">R4. </w:t>
-            </w:r>
-            <w:r>
-              <w:rPr>
-                <w:rFonts w:ascii="Arial" w:cs="Arial" w:eastAsia="Arial" w:hAnsi="Arial"/>
-                <w:rtl w:val="0"/>
-              </w:rPr>
-              <w:t xml:space="preserve">Monitor and respond to fire detection</w:t>
+              <w:t xml:space="preserve">R2.  </w:t>
+            </w:r>
+            <w:r>
+              <w:rPr>
+                <w:rFonts w:ascii="Arial" w:cs="Arial" w:eastAsia="Arial" w:hAnsi="Arial"/>
+                <w:rtl w:val="0"/>
+              </w:rPr>
+              <w:t xml:space="preserve">Control smart door and windows system</w:t>
             </w:r>
             <w:r>
               <w:rPr>
@@ -2975,47 +3076,6 @@
             </w:r>
           </w:p>
         </w:tc>
-      </w:tr>
-      <w:tr>
-        <w:trPr>
-          <w:cantSplit w:val="0"/>
-          <w:trHeight w:val="546" w:hRule="atLeast"/>
-          <w:tblHeader w:val="0"/>
-        </w:trPr>
-        <w:tc>
-          <w:tcPr>
-            <w:vAlign w:val="center"/>
-          </w:tcPr>
-          <w:p>
-            <w:pPr>
-              <w:spacing w:after="120" w:before="120" w:lineRule="auto"/>
-              <w:rPr>
-                <w:rFonts w:ascii="Arial" w:cs="Arial" w:eastAsia="Arial" w:hAnsi="Arial"/>
-                <w:vertAlign w:val="baseline"/>
-              </w:rPr>
-            </w:pPr>
-            <w:r>
-              <w:rPr>
-                <w:rFonts w:ascii="Arial" w:cs="Arial" w:eastAsia="Arial" w:hAnsi="Arial"/>
-                <w:vertAlign w:val="baseline"/>
-                <w:rtl w:val="0"/>
-              </w:rPr>
-              <w:t xml:space="preserve">R5. </w:t>
-            </w:r>
-            <w:r>
-              <w:rPr>
-                <w:rFonts w:ascii="Arial" w:cs="Arial" w:eastAsia="Arial" w:hAnsi="Arial"/>
-                <w:rtl w:val="0"/>
-              </w:rPr>
-              <w:t xml:space="preserve">Monitor and respond to gas leakage</w:t>
-            </w:r>
-            <w:r>
-              <w:rPr>
-                <w:rtl w:val="0"/>
-              </w:rPr>
-            </w:r>
-          </w:p>
-        </w:tc>
         <w:tc>
           <w:tcPr>
             <w:vAlign w:val="top"/>
@@ -3060,21 +3120,16 @@
             <w:r>
               <w:rPr>
                 <w:rFonts w:ascii="Arial" w:cs="Arial" w:eastAsia="Arial" w:hAnsi="Arial"/>
-                <w:b w:val="0"/>
-                <w:bCs w:val="0"/>
-                <w:i w:val="0"/>
-                <w:iCs w:val="0"/>
-                <w:smallCaps w:val="0"/>
-                <w:strike w:val="0"/>
-                <w:color w:val="000000"/>
-                <w:sz w:val="20"/>
-                <w:szCs w:val="20"/>
-                <w:u w:val="none"/>
-                <w:shd w:fill="auto" w:val="clear"/>
-                <w:vertAlign w:val="baseline"/>
-                <w:rtl w:val="0"/>
-              </w:rPr>
-              <w:t xml:space="preserve">Essential</w:t>
+                <w:sz w:val="20"/>
+                <w:szCs w:val="20"/>
+                <w:rtl w:val="0"/>
+              </w:rPr>
+              <w:t xml:space="preserve">Done</w:t>
+            </w:r>
+            <w:r>
+              <w:rPr>
+                <w:rtl w:val="0"/>
+              </w:rPr>
             </w:r>
           </w:p>
         </w:tc>
@@ -3087,10 +3142,13 @@
         </w:trPr>
         <w:tc>
           <w:tcPr>
-            <w:vAlign w:val="center"/>
-          </w:tcPr>
-          <w:p>
-            <w:pPr>
+            <w:vAlign w:val="top"/>
+          </w:tcPr>
+          <w:p>
+            <w:pPr>
+              <w:tabs>
+                <w:tab w:val="right" w:leader="none" w:pos="3617"/>
+              </w:tabs>
               <w:spacing w:after="120" w:before="120" w:lineRule="auto"/>
               <w:rPr>
                 <w:rFonts w:ascii="Arial" w:cs="Arial" w:eastAsia="Arial" w:hAnsi="Arial"/>
@@ -3103,14 +3161,14 @@
                 <w:vertAlign w:val="baseline"/>
                 <w:rtl w:val="0"/>
               </w:rPr>
-              <w:t xml:space="preserve">R6. </w:t>
-            </w:r>
-            <w:r>
-              <w:rPr>
-                <w:rFonts w:ascii="Arial" w:cs="Arial" w:eastAsia="Arial" w:hAnsi="Arial"/>
-                <w:rtl w:val="0"/>
-              </w:rPr>
-              <w:t xml:space="preserve">Monitor environmental conditions</w:t>
+              <w:t xml:space="preserve">R3.  </w:t>
+            </w:r>
+            <w:r>
+              <w:rPr>
+                <w:rFonts w:ascii="Arial" w:cs="Arial" w:eastAsia="Arial" w:hAnsi="Arial"/>
+                <w:rtl w:val="0"/>
+              </w:rPr>
+              <w:t xml:space="preserve">Control ventilation system</w:t>
             </w:r>
             <w:r>
               <w:rPr>
@@ -3163,57 +3221,21 @@
             <w:r>
               <w:rPr>
                 <w:rFonts w:ascii="Arial" w:cs="Arial" w:eastAsia="Arial" w:hAnsi="Arial"/>
-                <w:sz w:val="20"/>
-                <w:szCs w:val="20"/>
+                <w:b w:val="0"/>
+                <w:bCs w:val="0"/>
+                <w:i w:val="0"/>
+                <w:iCs w:val="0"/>
+                <w:smallCaps w:val="0"/>
+                <w:strike w:val="0"/>
+                <w:color w:val="000000"/>
+                <w:sz w:val="20"/>
+                <w:szCs w:val="20"/>
+                <w:u w:val="none"/>
+                <w:shd w:fill="auto" w:val="clear"/>
+                <w:vertAlign w:val="baseline"/>
                 <w:rtl w:val="0"/>
               </w:rPr>
               <w:t xml:space="preserve">Essential</w:t>
-            </w:r>
-            <w:r>
-              <w:rPr>
-                <w:rtl w:val="0"/>
-              </w:rPr>
-            </w:r>
-          </w:p>
-        </w:tc>
-      </w:tr>
-      <w:tr>
-        <w:trPr>
-          <w:cantSplit w:val="0"/>
-          <w:trHeight w:val="546" w:hRule="atLeast"/>
-          <w:tblHeader w:val="0"/>
-        </w:trPr>
-        <w:tc>
-          <w:tcPr>
-            <w:vAlign w:val="center"/>
-          </w:tcPr>
-          <w:p>
-            <w:pPr>
-              <w:spacing w:after="120" w:before="120" w:lineRule="auto"/>
-              <w:rPr>
-                <w:rFonts w:ascii="Arial" w:cs="Arial" w:eastAsia="Arial" w:hAnsi="Arial"/>
-                <w:vertAlign w:val="baseline"/>
-              </w:rPr>
-            </w:pPr>
-            <w:r>
-              <w:rPr>
-                <w:rFonts w:ascii="Arial" w:cs="Arial" w:eastAsia="Arial" w:hAnsi="Arial"/>
-                <w:vertAlign w:val="baseline"/>
-                <w:rtl w:val="0"/>
-              </w:rPr>
-              <w:t xml:space="preserve">R7. </w:t>
-            </w:r>
-            <w:r>
-              <w:rPr>
-                <w:rFonts w:ascii="Arial" w:cs="Arial" w:eastAsia="Arial" w:hAnsi="Arial"/>
-                <w:rtl w:val="0"/>
-              </w:rPr>
-              <w:t xml:space="preserve">Maintain device state information</w:t>
-            </w:r>
-            <w:r>
-              <w:rPr>
-                <w:rtl w:val="0"/>
-              </w:rPr>
             </w:r>
           </w:p>
         </w:tc>
@@ -3265,7 +3287,7 @@
                 <w:szCs w:val="20"/>
                 <w:rtl w:val="0"/>
               </w:rPr>
-              <w:t xml:space="preserve">Essential</w:t>
+              <w:t xml:space="preserve">Done</w:t>
             </w:r>
             <w:r>
               <w:rPr>
@@ -3299,14 +3321,14 @@
                 <w:vertAlign w:val="baseline"/>
                 <w:rtl w:val="0"/>
               </w:rPr>
-              <w:t xml:space="preserve">R8. </w:t>
-            </w:r>
-            <w:r>
-              <w:rPr>
-                <w:rFonts w:ascii="Arial" w:cs="Arial" w:eastAsia="Arial" w:hAnsi="Arial"/>
-                <w:rtl w:val="0"/>
-              </w:rPr>
-              <w:t xml:space="preserve">Provide intelligent feedback to user</w:t>
+              <w:t xml:space="preserve">R4. </w:t>
+            </w:r>
+            <w:r>
+              <w:rPr>
+                <w:rFonts w:ascii="Arial" w:cs="Arial" w:eastAsia="Arial" w:hAnsi="Arial"/>
+                <w:rtl w:val="0"/>
+              </w:rPr>
+              <w:t xml:space="preserve">Monitor and respond to fire detection</w:t>
             </w:r>
             <w:r>
               <w:rPr>
@@ -3359,49 +3381,21 @@
             <w:r>
               <w:rPr>
                 <w:rFonts w:ascii="Arial" w:cs="Arial" w:eastAsia="Arial" w:hAnsi="Arial"/>
-                <w:sz w:val="20"/>
-                <w:szCs w:val="20"/>
-                <w:rtl w:val="0"/>
-              </w:rPr>
-              <w:t xml:space="preserve">Desirable</w:t>
-            </w:r>
-            <w:r>
-              <w:rPr>
-                <w:rtl w:val="0"/>
-              </w:rPr>
-            </w:r>
-          </w:p>
-        </w:tc>
-      </w:tr>
-      <w:tr>
-        <w:trPr>
-          <w:cantSplit w:val="0"/>
-          <w:trHeight w:val="546" w:hRule="atLeast"/>
-          <w:tblHeader w:val="0"/>
-        </w:trPr>
-        <w:tc>
-          <w:tcPr>
-            <w:vAlign w:val="center"/>
-          </w:tcPr>
-          <w:p>
-            <w:pPr>
-              <w:spacing w:after="120" w:before="120" w:lineRule="auto"/>
-              <w:rPr>
-                <w:rFonts w:ascii="Arial" w:cs="Arial" w:eastAsia="Arial" w:hAnsi="Arial"/>
+                <w:b w:val="0"/>
+                <w:bCs w:val="0"/>
+                <w:i w:val="0"/>
+                <w:iCs w:val="0"/>
+                <w:smallCaps w:val="0"/>
+                <w:strike w:val="0"/>
+                <w:color w:val="000000"/>
+                <w:sz w:val="20"/>
+                <w:szCs w:val="20"/>
+                <w:u w:val="none"/>
+                <w:shd w:fill="auto" w:val="clear"/>
                 <w:vertAlign w:val="baseline"/>
-              </w:rPr>
-            </w:pPr>
-            <w:r>
-              <w:rPr>
-                <w:rFonts w:ascii="Arial" w:cs="Arial" w:eastAsia="Arial" w:hAnsi="Arial"/>
-                <w:rtl w:val="0"/>
-              </w:rPr>
-              <w:t xml:space="preserve">R9. Support Speech based user commands</w:t>
-            </w:r>
-            <w:r>
-              <w:rPr>
-                <w:rtl w:val="0"/>
-              </w:rPr>
+                <w:rtl w:val="0"/>
+              </w:rPr>
+              <w:t xml:space="preserve">Essential</w:t>
             </w:r>
           </w:p>
         </w:tc>
@@ -3432,18 +3426,33 @@
               <w:jc w:val="center"/>
               <w:rPr>
                 <w:rFonts w:ascii="Arial" w:cs="Arial" w:eastAsia="Arial" w:hAnsi="Arial"/>
-                <w:sz w:val="20"/>
-                <w:szCs w:val="20"/>
-              </w:rPr>
-            </w:pPr>
-            <w:r>
-              <w:rPr>
-                <w:rFonts w:ascii="Arial" w:cs="Arial" w:eastAsia="Arial" w:hAnsi="Arial"/>
-                <w:sz w:val="20"/>
-                <w:szCs w:val="20"/>
-                <w:rtl w:val="0"/>
-              </w:rPr>
-              <w:t xml:space="preserve">Desirable</w:t>
+                <w:b w:val="0"/>
+                <w:bCs w:val="0"/>
+                <w:i w:val="0"/>
+                <w:iCs w:val="0"/>
+                <w:smallCaps w:val="0"/>
+                <w:strike w:val="0"/>
+                <w:color w:val="000000"/>
+                <w:sz w:val="20"/>
+                <w:szCs w:val="20"/>
+                <w:u w:val="none"/>
+                <w:shd w:fill="auto" w:val="clear"/>
+                <w:vertAlign w:val="baseline"/>
+              </w:rPr>
+            </w:pPr>
+            <w:r>
+              <w:rPr>
+                <w:rFonts w:ascii="Arial" w:cs="Arial" w:eastAsia="Arial" w:hAnsi="Arial"/>
+                <w:sz w:val="20"/>
+                <w:szCs w:val="20"/>
+                <w:rtl w:val="0"/>
+              </w:rPr>
+              <w:t xml:space="preserve">Done</w:t>
+            </w:r>
+            <w:r>
+              <w:rPr>
+                <w:rtl w:val="0"/>
+              </w:rPr>
             </w:r>
           </w:p>
         </w:tc>
@@ -3463,14 +3472,28 @@
               <w:spacing w:after="120" w:before="120" w:lineRule="auto"/>
               <w:rPr>
                 <w:rFonts w:ascii="Arial" w:cs="Arial" w:eastAsia="Arial" w:hAnsi="Arial"/>
-              </w:rPr>
-            </w:pPr>
-            <w:r>
-              <w:rPr>
-                <w:rFonts w:ascii="Arial" w:cs="Arial" w:eastAsia="Arial" w:hAnsi="Arial"/>
-                <w:rtl w:val="0"/>
-              </w:rPr>
-              <w:t xml:space="preserve">R10. Support verification of web-based device control flow</w:t>
+                <w:vertAlign w:val="baseline"/>
+              </w:rPr>
+            </w:pPr>
+            <w:r>
+              <w:rPr>
+                <w:rFonts w:ascii="Arial" w:cs="Arial" w:eastAsia="Arial" w:hAnsi="Arial"/>
+                <w:vertAlign w:val="baseline"/>
+                <w:rtl w:val="0"/>
+              </w:rPr>
+              <w:t xml:space="preserve">R5. </w:t>
+            </w:r>
+            <w:r>
+              <w:rPr>
+                <w:rFonts w:ascii="Arial" w:cs="Arial" w:eastAsia="Arial" w:hAnsi="Arial"/>
+                <w:rtl w:val="0"/>
+              </w:rPr>
+              <w:t xml:space="preserve">Monitor and respond to gas leakage</w:t>
+            </w:r>
+            <w:r>
+              <w:rPr>
+                <w:rtl w:val="0"/>
+              </w:rPr>
             </w:r>
           </w:p>
         </w:tc>
@@ -3501,8 +3524,458 @@
               <w:jc w:val="center"/>
               <w:rPr>
                 <w:rFonts w:ascii="Arial" w:cs="Arial" w:eastAsia="Arial" w:hAnsi="Arial"/>
-                <w:sz w:val="20"/>
-                <w:szCs w:val="20"/>
+                <w:b w:val="0"/>
+                <w:bCs w:val="0"/>
+                <w:i w:val="0"/>
+                <w:iCs w:val="0"/>
+                <w:smallCaps w:val="0"/>
+                <w:strike w:val="0"/>
+                <w:color w:val="000000"/>
+                <w:sz w:val="20"/>
+                <w:szCs w:val="20"/>
+                <w:u w:val="none"/>
+                <w:shd w:fill="auto" w:val="clear"/>
+                <w:vertAlign w:val="baseline"/>
+              </w:rPr>
+            </w:pPr>
+            <w:r>
+              <w:rPr>
+                <w:rFonts w:ascii="Arial" w:cs="Arial" w:eastAsia="Arial" w:hAnsi="Arial"/>
+                <w:b w:val="0"/>
+                <w:bCs w:val="0"/>
+                <w:i w:val="0"/>
+                <w:iCs w:val="0"/>
+                <w:smallCaps w:val="0"/>
+                <w:strike w:val="0"/>
+                <w:color w:val="000000"/>
+                <w:sz w:val="20"/>
+                <w:szCs w:val="20"/>
+                <w:u w:val="none"/>
+                <w:shd w:fill="auto" w:val="clear"/>
+                <w:vertAlign w:val="baseline"/>
+                <w:rtl w:val="0"/>
+              </w:rPr>
+              <w:t xml:space="preserve">Essential</w:t>
+            </w:r>
+          </w:p>
+        </w:tc>
+        <w:tc>
+          <w:tcPr>
+            <w:vAlign w:val="top"/>
+          </w:tcPr>
+          <w:p>
+            <w:pPr>
+              <w:keepNext w:val="0"/>
+              <w:keepLines w:val="0"/>
+              <w:pageBreakBefore w:val="0"/>
+              <w:widowControl w:val="0"/>
+              <w:pBdr>
+                <w:top w:space="0" w:sz="0" w:val="nil"/>
+                <w:left w:space="0" w:sz="0" w:val="nil"/>
+                <w:bottom w:space="0" w:sz="0" w:val="nil"/>
+                <w:right w:space="0" w:sz="0" w:val="nil"/>
+                <w:between w:space="0" w:sz="0" w:val="nil"/>
+              </w:pBdr>
+              <w:shd w:fill="auto" w:val="clear"/>
+              <w:tabs>
+                <w:tab w:val="center" w:leader="none" w:pos="4320"/>
+                <w:tab w:val="right" w:leader="none" w:pos="8640"/>
+              </w:tabs>
+              <w:spacing w:after="120" w:before="120" w:line="240" w:lineRule="auto"/>
+              <w:ind w:left="0" w:right="0" w:firstLine="0"/>
+              <w:jc w:val="center"/>
+              <w:rPr>
+                <w:rFonts w:ascii="Arial" w:cs="Arial" w:eastAsia="Arial" w:hAnsi="Arial"/>
+                <w:b w:val="0"/>
+                <w:bCs w:val="0"/>
+                <w:i w:val="0"/>
+                <w:iCs w:val="0"/>
+                <w:smallCaps w:val="0"/>
+                <w:strike w:val="0"/>
+                <w:color w:val="000000"/>
+                <w:sz w:val="20"/>
+                <w:szCs w:val="20"/>
+                <w:u w:val="none"/>
+                <w:shd w:fill="auto" w:val="clear"/>
+                <w:vertAlign w:val="baseline"/>
+              </w:rPr>
+            </w:pPr>
+            <w:r>
+              <w:rPr>
+                <w:rFonts w:ascii="Arial" w:cs="Arial" w:eastAsia="Arial" w:hAnsi="Arial"/>
+                <w:sz w:val="20"/>
+                <w:szCs w:val="20"/>
+                <w:rtl w:val="0"/>
+              </w:rPr>
+              <w:t xml:space="preserve">Done</w:t>
+            </w:r>
+            <w:r>
+              <w:rPr>
+                <w:rtl w:val="0"/>
+              </w:rPr>
+            </w:r>
+          </w:p>
+        </w:tc>
+      </w:tr>
+      <w:tr>
+        <w:trPr>
+          <w:cantSplit w:val="0"/>
+          <w:trHeight w:val="546" w:hRule="atLeast"/>
+          <w:tblHeader w:val="0"/>
+        </w:trPr>
+        <w:tc>
+          <w:tcPr>
+            <w:vAlign w:val="center"/>
+          </w:tcPr>
+          <w:p>
+            <w:pPr>
+              <w:spacing w:after="120" w:before="120" w:lineRule="auto"/>
+              <w:rPr>
+                <w:rFonts w:ascii="Arial" w:cs="Arial" w:eastAsia="Arial" w:hAnsi="Arial"/>
+                <w:vertAlign w:val="baseline"/>
+              </w:rPr>
+            </w:pPr>
+            <w:r>
+              <w:rPr>
+                <w:rFonts w:ascii="Arial" w:cs="Arial" w:eastAsia="Arial" w:hAnsi="Arial"/>
+                <w:vertAlign w:val="baseline"/>
+                <w:rtl w:val="0"/>
+              </w:rPr>
+              <w:t xml:space="preserve">R6. </w:t>
+            </w:r>
+            <w:r>
+              <w:rPr>
+                <w:rFonts w:ascii="Arial" w:cs="Arial" w:eastAsia="Arial" w:hAnsi="Arial"/>
+                <w:rtl w:val="0"/>
+              </w:rPr>
+              <w:t xml:space="preserve">Monitor environmental conditions</w:t>
+            </w:r>
+            <w:r>
+              <w:rPr>
+                <w:rtl w:val="0"/>
+              </w:rPr>
+            </w:r>
+          </w:p>
+        </w:tc>
+        <w:tc>
+          <w:tcPr>
+            <w:vAlign w:val="top"/>
+          </w:tcPr>
+          <w:p>
+            <w:pPr>
+              <w:keepNext w:val="0"/>
+              <w:keepLines w:val="0"/>
+              <w:pageBreakBefore w:val="0"/>
+              <w:widowControl w:val="0"/>
+              <w:pBdr>
+                <w:top w:space="0" w:sz="0" w:val="nil"/>
+                <w:left w:space="0" w:sz="0" w:val="nil"/>
+                <w:bottom w:space="0" w:sz="0" w:val="nil"/>
+                <w:right w:space="0" w:sz="0" w:val="nil"/>
+                <w:between w:space="0" w:sz="0" w:val="nil"/>
+              </w:pBdr>
+              <w:shd w:fill="auto" w:val="clear"/>
+              <w:tabs>
+                <w:tab w:val="center" w:leader="none" w:pos="4320"/>
+                <w:tab w:val="right" w:leader="none" w:pos="8640"/>
+              </w:tabs>
+              <w:spacing w:after="120" w:before="120" w:line="240" w:lineRule="auto"/>
+              <w:ind w:left="0" w:right="0" w:firstLine="0"/>
+              <w:jc w:val="center"/>
+              <w:rPr>
+                <w:rFonts w:ascii="Arial" w:cs="Arial" w:eastAsia="Arial" w:hAnsi="Arial"/>
+                <w:b w:val="0"/>
+                <w:bCs w:val="0"/>
+                <w:i w:val="0"/>
+                <w:iCs w:val="0"/>
+                <w:smallCaps w:val="0"/>
+                <w:strike w:val="0"/>
+                <w:color w:val="000000"/>
+                <w:sz w:val="20"/>
+                <w:szCs w:val="20"/>
+                <w:u w:val="none"/>
+                <w:shd w:fill="auto" w:val="clear"/>
+                <w:vertAlign w:val="baseline"/>
+              </w:rPr>
+            </w:pPr>
+            <w:r>
+              <w:rPr>
+                <w:rFonts w:ascii="Arial" w:cs="Arial" w:eastAsia="Arial" w:hAnsi="Arial"/>
+                <w:sz w:val="20"/>
+                <w:szCs w:val="20"/>
+                <w:rtl w:val="0"/>
+              </w:rPr>
+              <w:t xml:space="preserve">Essential</w:t>
+            </w:r>
+            <w:r>
+              <w:rPr>
+                <w:rtl w:val="0"/>
+              </w:rPr>
+            </w:r>
+          </w:p>
+        </w:tc>
+        <w:tc>
+          <w:tcPr>
+            <w:vAlign w:val="top"/>
+          </w:tcPr>
+          <w:p>
+            <w:pPr>
+              <w:keepNext w:val="0"/>
+              <w:keepLines w:val="0"/>
+              <w:pageBreakBefore w:val="0"/>
+              <w:widowControl w:val="0"/>
+              <w:pBdr>
+                <w:top w:space="0" w:sz="0" w:val="nil"/>
+                <w:left w:space="0" w:sz="0" w:val="nil"/>
+                <w:bottom w:space="0" w:sz="0" w:val="nil"/>
+                <w:right w:space="0" w:sz="0" w:val="nil"/>
+                <w:between w:space="0" w:sz="0" w:val="nil"/>
+              </w:pBdr>
+              <w:shd w:fill="auto" w:val="clear"/>
+              <w:tabs>
+                <w:tab w:val="center" w:leader="none" w:pos="4320"/>
+                <w:tab w:val="right" w:leader="none" w:pos="8640"/>
+              </w:tabs>
+              <w:spacing w:after="120" w:before="120" w:line="240" w:lineRule="auto"/>
+              <w:ind w:left="0" w:right="0" w:firstLine="0"/>
+              <w:jc w:val="center"/>
+              <w:rPr>
+                <w:rFonts w:ascii="Arial" w:cs="Arial" w:eastAsia="Arial" w:hAnsi="Arial"/>
+                <w:sz w:val="20"/>
+                <w:szCs w:val="20"/>
+              </w:rPr>
+            </w:pPr>
+            <w:r>
+              <w:rPr>
+                <w:rFonts w:ascii="Arial" w:cs="Arial" w:eastAsia="Arial" w:hAnsi="Arial"/>
+                <w:sz w:val="20"/>
+                <w:szCs w:val="20"/>
+                <w:rtl w:val="0"/>
+              </w:rPr>
+              <w:t xml:space="preserve">Done</w:t>
+            </w:r>
+          </w:p>
+        </w:tc>
+      </w:tr>
+      <w:tr>
+        <w:trPr>
+          <w:cantSplit w:val="0"/>
+          <w:trHeight w:val="546" w:hRule="atLeast"/>
+          <w:tblHeader w:val="0"/>
+        </w:trPr>
+        <w:tc>
+          <w:tcPr>
+            <w:vAlign w:val="center"/>
+          </w:tcPr>
+          <w:p>
+            <w:pPr>
+              <w:spacing w:after="120" w:before="120" w:lineRule="auto"/>
+              <w:rPr>
+                <w:rFonts w:ascii="Arial" w:cs="Arial" w:eastAsia="Arial" w:hAnsi="Arial"/>
+                <w:vertAlign w:val="baseline"/>
+              </w:rPr>
+            </w:pPr>
+            <w:r>
+              <w:rPr>
+                <w:rFonts w:ascii="Arial" w:cs="Arial" w:eastAsia="Arial" w:hAnsi="Arial"/>
+                <w:vertAlign w:val="baseline"/>
+                <w:rtl w:val="0"/>
+              </w:rPr>
+              <w:t xml:space="preserve">R7. </w:t>
+            </w:r>
+            <w:r>
+              <w:rPr>
+                <w:rFonts w:ascii="Arial" w:cs="Arial" w:eastAsia="Arial" w:hAnsi="Arial"/>
+                <w:rtl w:val="0"/>
+              </w:rPr>
+              <w:t xml:space="preserve">Maintain device state information</w:t>
+            </w:r>
+            <w:r>
+              <w:rPr>
+                <w:rtl w:val="0"/>
+              </w:rPr>
+            </w:r>
+          </w:p>
+        </w:tc>
+        <w:tc>
+          <w:tcPr>
+            <w:vAlign w:val="top"/>
+          </w:tcPr>
+          <w:p>
+            <w:pPr>
+              <w:keepNext w:val="0"/>
+              <w:keepLines w:val="0"/>
+              <w:pageBreakBefore w:val="0"/>
+              <w:widowControl w:val="0"/>
+              <w:pBdr>
+                <w:top w:space="0" w:sz="0" w:val="nil"/>
+                <w:left w:space="0" w:sz="0" w:val="nil"/>
+                <w:bottom w:space="0" w:sz="0" w:val="nil"/>
+                <w:right w:space="0" w:sz="0" w:val="nil"/>
+                <w:between w:space="0" w:sz="0" w:val="nil"/>
+              </w:pBdr>
+              <w:shd w:fill="auto" w:val="clear"/>
+              <w:tabs>
+                <w:tab w:val="center" w:leader="none" w:pos="4320"/>
+                <w:tab w:val="right" w:leader="none" w:pos="8640"/>
+              </w:tabs>
+              <w:spacing w:after="120" w:before="120" w:line="240" w:lineRule="auto"/>
+              <w:ind w:left="0" w:right="0" w:firstLine="0"/>
+              <w:jc w:val="center"/>
+              <w:rPr>
+                <w:rFonts w:ascii="Arial" w:cs="Arial" w:eastAsia="Arial" w:hAnsi="Arial"/>
+                <w:b w:val="0"/>
+                <w:bCs w:val="0"/>
+                <w:i w:val="0"/>
+                <w:iCs w:val="0"/>
+                <w:smallCaps w:val="0"/>
+                <w:strike w:val="0"/>
+                <w:color w:val="000000"/>
+                <w:sz w:val="20"/>
+                <w:szCs w:val="20"/>
+                <w:u w:val="none"/>
+                <w:shd w:fill="auto" w:val="clear"/>
+                <w:vertAlign w:val="baseline"/>
+              </w:rPr>
+            </w:pPr>
+            <w:r>
+              <w:rPr>
+                <w:rFonts w:ascii="Arial" w:cs="Arial" w:eastAsia="Arial" w:hAnsi="Arial"/>
+                <w:sz w:val="20"/>
+                <w:szCs w:val="20"/>
+                <w:rtl w:val="0"/>
+              </w:rPr>
+              <w:t xml:space="preserve">Essential</w:t>
+            </w:r>
+            <w:r>
+              <w:rPr>
+                <w:rtl w:val="0"/>
+              </w:rPr>
+            </w:r>
+          </w:p>
+        </w:tc>
+        <w:tc>
+          <w:tcPr>
+            <w:vAlign w:val="top"/>
+          </w:tcPr>
+          <w:p>
+            <w:pPr>
+              <w:keepNext w:val="0"/>
+              <w:keepLines w:val="0"/>
+              <w:pageBreakBefore w:val="0"/>
+              <w:widowControl w:val="0"/>
+              <w:pBdr>
+                <w:top w:space="0" w:sz="0" w:val="nil"/>
+                <w:left w:space="0" w:sz="0" w:val="nil"/>
+                <w:bottom w:space="0" w:sz="0" w:val="nil"/>
+                <w:right w:space="0" w:sz="0" w:val="nil"/>
+                <w:between w:space="0" w:sz="0" w:val="nil"/>
+              </w:pBdr>
+              <w:shd w:fill="auto" w:val="clear"/>
+              <w:tabs>
+                <w:tab w:val="center" w:leader="none" w:pos="4320"/>
+                <w:tab w:val="right" w:leader="none" w:pos="8640"/>
+              </w:tabs>
+              <w:spacing w:after="120" w:before="120" w:line="240" w:lineRule="auto"/>
+              <w:ind w:left="0" w:right="0" w:firstLine="0"/>
+              <w:jc w:val="center"/>
+              <w:rPr>
+                <w:rFonts w:ascii="Arial" w:cs="Arial" w:eastAsia="Arial" w:hAnsi="Arial"/>
+                <w:sz w:val="20"/>
+                <w:szCs w:val="20"/>
+              </w:rPr>
+            </w:pPr>
+            <w:r>
+              <w:rPr>
+                <w:rFonts w:ascii="Arial" w:cs="Arial" w:eastAsia="Arial" w:hAnsi="Arial"/>
+                <w:sz w:val="20"/>
+                <w:szCs w:val="20"/>
+                <w:rtl w:val="0"/>
+              </w:rPr>
+              <w:t xml:space="preserve">Done</w:t>
+            </w:r>
+          </w:p>
+        </w:tc>
+      </w:tr>
+      <w:tr>
+        <w:trPr>
+          <w:cantSplit w:val="0"/>
+          <w:trHeight w:val="546" w:hRule="atLeast"/>
+          <w:tblHeader w:val="0"/>
+        </w:trPr>
+        <w:tc>
+          <w:tcPr>
+            <w:vAlign w:val="center"/>
+          </w:tcPr>
+          <w:p>
+            <w:pPr>
+              <w:spacing w:after="120" w:before="120" w:lineRule="auto"/>
+              <w:rPr>
+                <w:rFonts w:ascii="Arial" w:cs="Arial" w:eastAsia="Arial" w:hAnsi="Arial"/>
+                <w:vertAlign w:val="baseline"/>
+              </w:rPr>
+            </w:pPr>
+            <w:r>
+              <w:rPr>
+                <w:rFonts w:ascii="Arial" w:cs="Arial" w:eastAsia="Arial" w:hAnsi="Arial"/>
+                <w:vertAlign w:val="baseline"/>
+                <w:rtl w:val="0"/>
+              </w:rPr>
+              <w:t xml:space="preserve">R8. </w:t>
+            </w:r>
+            <w:r>
+              <w:rPr>
+                <w:rFonts w:ascii="Arial" w:cs="Arial" w:eastAsia="Arial" w:hAnsi="Arial"/>
+                <w:rtl w:val="0"/>
+              </w:rPr>
+              <w:t xml:space="preserve">Provide intelligent feedback to user</w:t>
+            </w:r>
+            <w:r>
+              <w:rPr>
+                <w:rtl w:val="0"/>
+              </w:rPr>
+            </w:r>
+          </w:p>
+        </w:tc>
+        <w:tc>
+          <w:tcPr>
+            <w:vAlign w:val="top"/>
+          </w:tcPr>
+          <w:p>
+            <w:pPr>
+              <w:keepNext w:val="0"/>
+              <w:keepLines w:val="0"/>
+              <w:pageBreakBefore w:val="0"/>
+              <w:widowControl w:val="0"/>
+              <w:pBdr>
+                <w:top w:space="0" w:sz="0" w:val="nil"/>
+                <w:left w:space="0" w:sz="0" w:val="nil"/>
+                <w:bottom w:space="0" w:sz="0" w:val="nil"/>
+                <w:right w:space="0" w:sz="0" w:val="nil"/>
+                <w:between w:space="0" w:sz="0" w:val="nil"/>
+              </w:pBdr>
+              <w:shd w:fill="auto" w:val="clear"/>
+              <w:tabs>
+                <w:tab w:val="center" w:leader="none" w:pos="4320"/>
+                <w:tab w:val="right" w:leader="none" w:pos="8640"/>
+              </w:tabs>
+              <w:spacing w:after="120" w:before="120" w:line="240" w:lineRule="auto"/>
+              <w:ind w:left="0" w:right="0" w:firstLine="0"/>
+              <w:jc w:val="center"/>
+              <w:rPr>
+                <w:rFonts w:ascii="Arial" w:cs="Arial" w:eastAsia="Arial" w:hAnsi="Arial"/>
+                <w:b w:val="0"/>
+                <w:bCs w:val="0"/>
+                <w:i w:val="0"/>
+                <w:iCs w:val="0"/>
+                <w:smallCaps w:val="0"/>
+                <w:strike w:val="0"/>
+                <w:color w:val="000000"/>
+                <w:sz w:val="20"/>
+                <w:szCs w:val="20"/>
+                <w:u w:val="none"/>
+                <w:shd w:fill="auto" w:val="clear"/>
+                <w:vertAlign w:val="baseline"/>
               </w:rPr>
             </w:pPr>
             <w:r>
@@ -3513,6 +3986,384 @@
                 <w:rtl w:val="0"/>
               </w:rPr>
               <w:t xml:space="preserve">Desirable</w:t>
+            </w:r>
+            <w:r>
+              <w:rPr>
+                <w:rtl w:val="0"/>
+              </w:rPr>
+            </w:r>
+          </w:p>
+        </w:tc>
+        <w:tc>
+          <w:tcPr>
+            <w:vAlign w:val="top"/>
+          </w:tcPr>
+          <w:p>
+            <w:pPr>
+              <w:keepNext w:val="0"/>
+              <w:keepLines w:val="0"/>
+              <w:pageBreakBefore w:val="0"/>
+              <w:widowControl w:val="0"/>
+              <w:pBdr>
+                <w:top w:space="0" w:sz="0" w:val="nil"/>
+                <w:left w:space="0" w:sz="0" w:val="nil"/>
+                <w:bottom w:space="0" w:sz="0" w:val="nil"/>
+                <w:right w:space="0" w:sz="0" w:val="nil"/>
+                <w:between w:space="0" w:sz="0" w:val="nil"/>
+              </w:pBdr>
+              <w:shd w:fill="auto" w:val="clear"/>
+              <w:tabs>
+                <w:tab w:val="center" w:leader="none" w:pos="4320"/>
+                <w:tab w:val="right" w:leader="none" w:pos="8640"/>
+              </w:tabs>
+              <w:spacing w:after="120" w:before="120" w:line="240" w:lineRule="auto"/>
+              <w:ind w:left="0" w:right="0" w:firstLine="0"/>
+              <w:jc w:val="center"/>
+              <w:rPr>
+                <w:rFonts w:ascii="Arial" w:cs="Arial" w:eastAsia="Arial" w:hAnsi="Arial"/>
+                <w:sz w:val="20"/>
+                <w:szCs w:val="20"/>
+              </w:rPr>
+            </w:pPr>
+            <w:r>
+              <w:rPr>
+                <w:rFonts w:ascii="Arial" w:cs="Arial" w:eastAsia="Arial" w:hAnsi="Arial"/>
+                <w:sz w:val="20"/>
+                <w:szCs w:val="20"/>
+                <w:rtl w:val="0"/>
+              </w:rPr>
+              <w:t xml:space="preserve">Done</w:t>
+            </w:r>
+          </w:p>
+        </w:tc>
+      </w:tr>
+      <w:tr>
+        <w:trPr>
+          <w:cantSplit w:val="0"/>
+          <w:trHeight w:val="546" w:hRule="atLeast"/>
+          <w:tblHeader w:val="0"/>
+        </w:trPr>
+        <w:tc>
+          <w:tcPr>
+            <w:vAlign w:val="center"/>
+          </w:tcPr>
+          <w:p>
+            <w:pPr>
+              <w:spacing w:after="120" w:before="120" w:lineRule="auto"/>
+              <w:rPr>
+                <w:rFonts w:ascii="Arial" w:cs="Arial" w:eastAsia="Arial" w:hAnsi="Arial"/>
+                <w:vertAlign w:val="baseline"/>
+              </w:rPr>
+            </w:pPr>
+            <w:r>
+              <w:rPr>
+                <w:rFonts w:ascii="Arial" w:cs="Arial" w:eastAsia="Arial" w:hAnsi="Arial"/>
+                <w:rtl w:val="0"/>
+              </w:rPr>
+              <w:t xml:space="preserve">R9. Support Speech based user commands</w:t>
+            </w:r>
+            <w:r>
+              <w:rPr>
+                <w:rtl w:val="0"/>
+              </w:rPr>
+            </w:r>
+          </w:p>
+        </w:tc>
+        <w:tc>
+          <w:tcPr>
+            <w:vAlign w:val="top"/>
+          </w:tcPr>
+          <w:p>
+            <w:pPr>
+              <w:keepNext w:val="0"/>
+              <w:keepLines w:val="0"/>
+              <w:pageBreakBefore w:val="0"/>
+              <w:widowControl w:val="0"/>
+              <w:pBdr>
+                <w:top w:space="0" w:sz="0" w:val="nil"/>
+                <w:left w:space="0" w:sz="0" w:val="nil"/>
+                <w:bottom w:space="0" w:sz="0" w:val="nil"/>
+                <w:right w:space="0" w:sz="0" w:val="nil"/>
+                <w:between w:space="0" w:sz="0" w:val="nil"/>
+              </w:pBdr>
+              <w:shd w:fill="auto" w:val="clear"/>
+              <w:tabs>
+                <w:tab w:val="center" w:leader="none" w:pos="4320"/>
+                <w:tab w:val="right" w:leader="none" w:pos="8640"/>
+              </w:tabs>
+              <w:spacing w:after="120" w:before="120" w:line="240" w:lineRule="auto"/>
+              <w:ind w:left="0" w:right="0" w:firstLine="0"/>
+              <w:jc w:val="center"/>
+              <w:rPr>
+                <w:rFonts w:ascii="Arial" w:cs="Arial" w:eastAsia="Arial" w:hAnsi="Arial"/>
+                <w:sz w:val="20"/>
+                <w:szCs w:val="20"/>
+              </w:rPr>
+            </w:pPr>
+            <w:r>
+              <w:rPr>
+                <w:rFonts w:ascii="Arial" w:cs="Arial" w:eastAsia="Arial" w:hAnsi="Arial"/>
+                <w:sz w:val="20"/>
+                <w:szCs w:val="20"/>
+                <w:rtl w:val="0"/>
+              </w:rPr>
+              <w:t xml:space="preserve">Desirable</w:t>
+            </w:r>
+          </w:p>
+        </w:tc>
+        <w:tc>
+          <w:tcPr>
+            <w:vAlign w:val="top"/>
+          </w:tcPr>
+          <w:p>
+            <w:pPr>
+              <w:keepNext w:val="0"/>
+              <w:keepLines w:val="0"/>
+              <w:pageBreakBefore w:val="0"/>
+              <w:widowControl w:val="0"/>
+              <w:pBdr>
+                <w:top w:space="0" w:sz="0" w:val="nil"/>
+                <w:left w:space="0" w:sz="0" w:val="nil"/>
+                <w:bottom w:space="0" w:sz="0" w:val="nil"/>
+                <w:right w:space="0" w:sz="0" w:val="nil"/>
+                <w:between w:space="0" w:sz="0" w:val="nil"/>
+              </w:pBdr>
+              <w:shd w:fill="auto" w:val="clear"/>
+              <w:tabs>
+                <w:tab w:val="center" w:leader="none" w:pos="4320"/>
+                <w:tab w:val="right" w:leader="none" w:pos="8640"/>
+              </w:tabs>
+              <w:spacing w:after="120" w:before="120" w:line="240" w:lineRule="auto"/>
+              <w:ind w:left="0" w:right="0" w:firstLine="0"/>
+              <w:jc w:val="center"/>
+              <w:rPr>
+                <w:rFonts w:ascii="Arial" w:cs="Arial" w:eastAsia="Arial" w:hAnsi="Arial"/>
+                <w:sz w:val="20"/>
+                <w:szCs w:val="20"/>
+              </w:rPr>
+            </w:pPr>
+            <w:r>
+              <w:rPr>
+                <w:rtl w:val="0"/>
+              </w:rPr>
+            </w:r>
+          </w:p>
+        </w:tc>
+      </w:tr>
+      <w:tr>
+        <w:trPr>
+          <w:cantSplit w:val="0"/>
+          <w:trHeight w:val="546" w:hRule="atLeast"/>
+          <w:tblHeader w:val="0"/>
+        </w:trPr>
+        <w:tc>
+          <w:tcPr>
+            <w:vAlign w:val="center"/>
+          </w:tcPr>
+          <w:p>
+            <w:pPr>
+              <w:spacing w:after="120" w:before="120" w:lineRule="auto"/>
+              <w:rPr>
+                <w:rFonts w:ascii="Arial" w:cs="Arial" w:eastAsia="Arial" w:hAnsi="Arial"/>
+              </w:rPr>
+            </w:pPr>
+            <w:r>
+              <w:rPr>
+                <w:rFonts w:ascii="Arial" w:cs="Arial" w:eastAsia="Arial" w:hAnsi="Arial"/>
+                <w:rtl w:val="0"/>
+              </w:rPr>
+              <w:t xml:space="preserve">R10. Support verification of web-based device control flow</w:t>
+            </w:r>
+          </w:p>
+        </w:tc>
+        <w:tc>
+          <w:tcPr>
+            <w:vAlign w:val="top"/>
+          </w:tcPr>
+          <w:p>
+            <w:pPr>
+              <w:keepNext w:val="0"/>
+              <w:keepLines w:val="0"/>
+              <w:pageBreakBefore w:val="0"/>
+              <w:widowControl w:val="0"/>
+              <w:pBdr>
+                <w:top w:space="0" w:sz="0" w:val="nil"/>
+                <w:left w:space="0" w:sz="0" w:val="nil"/>
+                <w:bottom w:space="0" w:sz="0" w:val="nil"/>
+                <w:right w:space="0" w:sz="0" w:val="nil"/>
+                <w:between w:space="0" w:sz="0" w:val="nil"/>
+              </w:pBdr>
+              <w:shd w:fill="auto" w:val="clear"/>
+              <w:tabs>
+                <w:tab w:val="center" w:leader="none" w:pos="4320"/>
+                <w:tab w:val="right" w:leader="none" w:pos="8640"/>
+              </w:tabs>
+              <w:spacing w:after="120" w:before="120" w:line="240" w:lineRule="auto"/>
+              <w:ind w:left="0" w:right="0" w:firstLine="0"/>
+              <w:jc w:val="center"/>
+              <w:rPr>
+                <w:rFonts w:ascii="Arial" w:cs="Arial" w:eastAsia="Arial" w:hAnsi="Arial"/>
+                <w:sz w:val="20"/>
+                <w:szCs w:val="20"/>
+              </w:rPr>
+            </w:pPr>
+            <w:r>
+              <w:rPr>
+                <w:rFonts w:ascii="Arial" w:cs="Arial" w:eastAsia="Arial" w:hAnsi="Arial"/>
+                <w:sz w:val="20"/>
+                <w:szCs w:val="20"/>
+                <w:rtl w:val="0"/>
+              </w:rPr>
+              <w:t xml:space="preserve">Desirable</w:t>
+            </w:r>
+          </w:p>
+        </w:tc>
+        <w:tc>
+          <w:tcPr>
+            <w:vAlign w:val="top"/>
+          </w:tcPr>
+          <w:p>
+            <w:pPr>
+              <w:keepNext w:val="0"/>
+              <w:keepLines w:val="0"/>
+              <w:pageBreakBefore w:val="0"/>
+              <w:widowControl w:val="0"/>
+              <w:pBdr>
+                <w:top w:space="0" w:sz="0" w:val="nil"/>
+                <w:left w:space="0" w:sz="0" w:val="nil"/>
+                <w:bottom w:space="0" w:sz="0" w:val="nil"/>
+                <w:right w:space="0" w:sz="0" w:val="nil"/>
+                <w:between w:space="0" w:sz="0" w:val="nil"/>
+              </w:pBdr>
+              <w:shd w:fill="auto" w:val="clear"/>
+              <w:tabs>
+                <w:tab w:val="center" w:leader="none" w:pos="4320"/>
+                <w:tab w:val="right" w:leader="none" w:pos="8640"/>
+              </w:tabs>
+              <w:spacing w:after="120" w:before="120" w:line="240" w:lineRule="auto"/>
+              <w:ind w:left="0" w:right="0" w:firstLine="0"/>
+              <w:jc w:val="center"/>
+              <w:rPr>
+                <w:rFonts w:ascii="Arial" w:cs="Arial" w:eastAsia="Arial" w:hAnsi="Arial"/>
+                <w:sz w:val="20"/>
+                <w:szCs w:val="20"/>
+              </w:rPr>
+            </w:pPr>
+            <w:r>
+              <w:rPr>
+                <w:rtl w:val="0"/>
+              </w:rPr>
+            </w:r>
+          </w:p>
+        </w:tc>
+      </w:tr>
+      <w:tr>
+        <w:trPr>
+          <w:cantSplit w:val="0"/>
+          <w:trHeight w:val="546" w:hRule="atLeast"/>
+          <w:tblHeader w:val="0"/>
+        </w:trPr>
+        <w:tc>
+          <w:tcPr>
+            <w:vAlign w:val="center"/>
+          </w:tcPr>
+          <w:p>
+            <w:pPr>
+              <w:spacing w:after="120" w:before="120" w:lineRule="auto"/>
+              <w:rPr>
+                <w:rFonts w:ascii="Arial" w:cs="Arial" w:eastAsia="Arial" w:hAnsi="Arial"/>
+              </w:rPr>
+            </w:pPr>
+            <w:r>
+              <w:rPr>
+                <w:rFonts w:ascii="Arial" w:cs="Arial" w:eastAsia="Arial" w:hAnsi="Arial"/>
+                <w:rtl w:val="0"/>
+              </w:rPr>
+              <w:t xml:space="preserve">R11. Provide emergency assistance trigger</w:t>
+            </w:r>
+          </w:p>
+        </w:tc>
+        <w:tc>
+          <w:tcPr>
+            <w:vAlign w:val="top"/>
+          </w:tcPr>
+          <w:p>
+            <w:pPr>
+              <w:keepNext w:val="0"/>
+              <w:keepLines w:val="0"/>
+              <w:pageBreakBefore w:val="0"/>
+              <w:widowControl w:val="0"/>
+              <w:pBdr>
+                <w:top w:space="0" w:sz="0" w:val="nil"/>
+                <w:left w:space="0" w:sz="0" w:val="nil"/>
+                <w:bottom w:space="0" w:sz="0" w:val="nil"/>
+                <w:right w:space="0" w:sz="0" w:val="nil"/>
+                <w:between w:space="0" w:sz="0" w:val="nil"/>
+              </w:pBdr>
+              <w:shd w:fill="auto" w:val="clear"/>
+              <w:tabs>
+                <w:tab w:val="center" w:leader="none" w:pos="4320"/>
+                <w:tab w:val="right" w:leader="none" w:pos="8640"/>
+              </w:tabs>
+              <w:spacing w:after="120" w:before="120" w:line="240" w:lineRule="auto"/>
+              <w:ind w:left="0" w:right="0" w:firstLine="0"/>
+              <w:jc w:val="center"/>
+              <w:rPr>
+                <w:rFonts w:ascii="Arial" w:cs="Arial" w:eastAsia="Arial" w:hAnsi="Arial"/>
+                <w:sz w:val="20"/>
+                <w:szCs w:val="20"/>
+              </w:rPr>
+            </w:pPr>
+            <w:r>
+              <w:rPr>
+                <w:rFonts w:ascii="Arial" w:cs="Arial" w:eastAsia="Arial" w:hAnsi="Arial"/>
+                <w:sz w:val="20"/>
+                <w:szCs w:val="20"/>
+                <w:rtl w:val="0"/>
+              </w:rPr>
+              <w:t xml:space="preserve">Essential</w:t>
+            </w:r>
+          </w:p>
+        </w:tc>
+        <w:tc>
+          <w:tcPr>
+            <w:vAlign w:val="top"/>
+          </w:tcPr>
+          <w:p>
+            <w:pPr>
+              <w:keepNext w:val="0"/>
+              <w:keepLines w:val="0"/>
+              <w:pageBreakBefore w:val="0"/>
+              <w:widowControl w:val="0"/>
+              <w:pBdr>
+                <w:top w:space="0" w:sz="0" w:val="nil"/>
+                <w:left w:space="0" w:sz="0" w:val="nil"/>
+                <w:bottom w:space="0" w:sz="0" w:val="nil"/>
+                <w:right w:space="0" w:sz="0" w:val="nil"/>
+                <w:between w:space="0" w:sz="0" w:val="nil"/>
+              </w:pBdr>
+              <w:shd w:fill="auto" w:val="clear"/>
+              <w:tabs>
+                <w:tab w:val="center" w:leader="none" w:pos="4320"/>
+                <w:tab w:val="right" w:leader="none" w:pos="8640"/>
+              </w:tabs>
+              <w:spacing w:after="120" w:before="120" w:line="240" w:lineRule="auto"/>
+              <w:ind w:left="0" w:right="0" w:firstLine="0"/>
+              <w:jc w:val="center"/>
+              <w:rPr>
+                <w:rFonts w:ascii="Arial" w:cs="Arial" w:eastAsia="Arial" w:hAnsi="Arial"/>
+                <w:sz w:val="20"/>
+                <w:szCs w:val="20"/>
+              </w:rPr>
+            </w:pPr>
+            <w:r>
+              <w:rPr>
+                <w:rFonts w:ascii="Arial" w:cs="Arial" w:eastAsia="Arial" w:hAnsi="Arial"/>
+                <w:sz w:val="20"/>
+                <w:szCs w:val="20"/>
+                <w:rtl w:val="0"/>
+              </w:rPr>
+              <w:t xml:space="preserve">Done</w:t>
             </w:r>
           </w:p>
         </w:tc>
@@ -4436,8 +5287,55 @@
     </w:p>
     <w:p>
       <w:pPr>
+        <w:rPr>
+          <w:b w:val="1"/>
+          <w:bCs w:val="1"/>
+          <w:sz w:val="28"/>
+          <w:szCs w:val="28"/>
+        </w:rPr>
+      </w:pPr>
+      <w:r>
+        <w:rPr>
+          <w:b w:val="1"/>
+          <w:bCs w:val="1"/>
+          <w:sz w:val="28"/>
+          <w:szCs w:val="28"/>
+          <w:rtl w:val="0"/>
+        </w:rPr>
+        <w:t xml:space="preserve">R11 - Provide emergency assistance trigger</w:t>
+      </w:r>
+    </w:p>
+    <w:p>
+      <w:pPr>
         <w:rPr/>
       </w:pPr>
+      <w:r>
+        <w:rPr>
+          <w:rtl w:val="0"/>
+        </w:rPr>
+        <w:t xml:space="preserve">The system shall provide an emergency button accessible from the user interface across all application screens. When activated, the system shall trigger an emergency assistance flow, such as displaying a call interface or alert notification.</w:t>
+      </w:r>
+    </w:p>
+    <w:p>
+      <w:pPr>
+        <w:rPr/>
+      </w:pPr>
+      <w:r>
+        <w:rPr>
+          <w:rtl w:val="0"/>
+        </w:rPr>
+      </w:r>
+    </w:p>
+    <w:p>
+      <w:pPr>
+        <w:rPr/>
+      </w:pPr>
+      <w:r>
+        <w:rPr>
+          <w:rtl w:val="0"/>
+        </w:rPr>
+        <w:t xml:space="preserve">The emergency feature shall be designed for immediate access and visibility, ensuring usability for elderly or vulnerable users. The system shall simulate an emergency call or alert mechanism without requiring integration with external communication services.</w:t>
+      </w:r>
       <w:r>
         <w:rPr>
           <w:rtl w:val="0"/>
